--- a/docs/entrega/Manuales/Guia_de_Usuario/Manual_Usuario.docx
+++ b/docs/entrega/Manuales/Guia_de_Usuario/Manual_Usuario.docx
@@ -2,8 +2,6 @@
 <file path=word/document.xml><?xml version="1.0" encoding="utf-8"?>
 <w:document xmlns:wpc="http://schemas.microsoft.com/office/word/2010/wordprocessingCanvas" xmlns:mo="http://schemas.microsoft.com/office/mac/office/2008/main" xmlns:mc="http://schemas.openxmlformats.org/markup-compatibility/2006" xmlns:mv="urn:schemas-microsoft-com:mac:vml" xmlns:o="urn:schemas-microsoft-com:office:office" xmlns:r="http://schemas.openxmlformats.org/officeDocument/2006/relationships" xmlns:m="http://schemas.openxmlformats.org/officeDocument/2006/math" xmlns:v="urn:schemas-microsoft-com:vml" xmlns:wp14="http://schemas.microsoft.com/office/word/2010/wordprocessingDrawing" xmlns:wp="http://schemas.openxmlformats.org/drawingml/2006/wordprocessingDrawing" xmlns:w10="urn:schemas-microsoft-com:office:word" xmlns:w="http://schemas.openxmlformats.org/wordprocessingml/2006/main" xmlns:w14="http://schemas.microsoft.com/office/word/2010/wordml" xmlns:wpg="http://schemas.microsoft.com/office/word/2010/wordprocessingGroup" xmlns:wpi="http://schemas.microsoft.com/office/word/2010/wordprocessingInk" xmlns:wne="http://schemas.microsoft.com/office/word/2006/wordml" xmlns:wps="http://schemas.microsoft.com/office/word/2010/wordprocessingShape" mc:Ignorable="w14 wp14">
   <w:body>
-    <w:p/>
-    <w:p/>
     <w:p>
       <w:pPr>
         <w:spacing w:after="120"/>
@@ -11,10 +9,11 @@
       </w:pPr>
       <w:r>
         <w:rPr>
-          <w:rFonts w:ascii="Times New Roman" w:hAnsi="Times New Roman" w:eastAsia="Times New Roman"/>
+          <w:rFonts w:ascii="Arial" w:hAnsi="Arial"/>
           <w:b/>
           <w:i w:val="0"/>
-          <w:sz w:val="28"/>
+          <w:color w:val="1F3564"/>
+          <w:sz w:val="36"/>
         </w:rPr>
         <w:t>UNIVERSIDAD PRIVADA ANTENOR ORREGO</w:t>
       </w:r>
@@ -26,12 +25,13 @@
       </w:pPr>
       <w:r>
         <w:rPr>
-          <w:rFonts w:ascii="Times New Roman" w:hAnsi="Times New Roman" w:eastAsia="Times New Roman"/>
+          <w:rFonts w:ascii="Arial" w:hAnsi="Arial"/>
           <w:b/>
           <w:i w:val="0"/>
-          <w:sz w:val="24"/>
+          <w:color w:val="475569"/>
+          <w:sz w:val="28"/>
         </w:rPr>
-        <w:t>Facultad de Ingeniería</w:t>
+        <w:t>FACULTAD DE INGENIERÍA</w:t>
       </w:r>
     </w:p>
     <w:p>
@@ -41,12 +41,48 @@
       </w:pPr>
       <w:r>
         <w:rPr>
-          <w:rFonts w:ascii="Times New Roman" w:hAnsi="Times New Roman" w:eastAsia="Times New Roman"/>
+          <w:rFonts w:ascii="Arial" w:hAnsi="Arial"/>
+          <w:b/>
+          <w:i w:val="0"/>
+          <w:color w:val="475569"/>
+          <w:sz w:val="24"/>
+        </w:rPr>
+        <w:t>ESCUELA PROFESIONAL DE INGENIERÍA DE COMPUTACIÓN Y SISTEMAS</w:t>
+      </w:r>
+    </w:p>
+    <w:p/>
+    <w:p/>
+    <w:p/>
+    <w:p>
+      <w:pPr>
+        <w:spacing w:after="120"/>
+        <w:jc w:val="center"/>
+      </w:pPr>
+      <w:r>
+        <w:rPr>
+          <w:rFonts w:ascii="Arial" w:hAnsi="Arial"/>
+          <w:b/>
+          <w:i w:val="0"/>
+          <w:color w:val="1F3564"/>
+          <w:sz w:val="44"/>
+        </w:rPr>
+        <w:t>MANUAL DE USUARIO OFICIAL</w:t>
+      </w:r>
+    </w:p>
+    <w:p>
+      <w:pPr>
+        <w:spacing w:after="120"/>
+        <w:jc w:val="center"/>
+      </w:pPr>
+      <w:r>
+        <w:rPr>
+          <w:rFonts w:ascii="Arial" w:hAnsi="Arial"/>
           <w:b w:val="0"/>
-          <w:i w:val="0"/>
-          <w:sz w:val="22"/>
+          <w:i/>
+          <w:color w:val="008080"/>
+          <w:sz w:val="28"/>
         </w:rPr>
-        <w:t>Escuela Profesional de Ingeniería de Computación y Sistemas</w:t>
+        <w:t>Guía Completa de Uso por Roles (Estudiante, Docente Evaluador y Administrador)</w:t>
       </w:r>
     </w:p>
     <w:p/>
@@ -57,106 +93,174 @@
       </w:pPr>
       <w:r>
         <w:rPr>
-          <w:rFonts w:ascii="Times New Roman" w:hAnsi="Times New Roman" w:eastAsia="Times New Roman"/>
+          <w:rFonts w:ascii="Arial" w:hAnsi="Arial"/>
           <w:b/>
           <w:i w:val="0"/>
-          <w:sz w:val="32"/>
-        </w:rPr>
-        <w:t>MANUAL DE USUARIO</w:t>
-      </w:r>
-    </w:p>
-    <w:p>
-      <w:pPr>
-        <w:spacing w:after="120"/>
-        <w:jc w:val="center"/>
-      </w:pPr>
-      <w:r>
-        <w:rPr>
-          <w:rFonts w:ascii="Times New Roman" w:hAnsi="Times New Roman" w:eastAsia="Times New Roman"/>
-          <w:b/>
-          <w:i w:val="0"/>
+          <w:color w:val="334155"/>
           <w:sz w:val="24"/>
         </w:rPr>
-        <w:t>Guía de uso por roles (Estudiante, Docente, Administrador)</w:t>
+        <w:t>“Plataforma de Trazabilidad Académica con Agentes de Inteligencia Artificial Generativa para la Gestión de Proyectos Universitarios de Software”</w:t>
       </w:r>
     </w:p>
     <w:p/>
-    <w:p>
-      <w:pPr>
-        <w:spacing w:after="120"/>
+    <w:p/>
+    <w:p/>
+    <w:p/>
+    <w:tbl>
+      <w:tblPr>
+        <w:tblW w:type="auto" w:w="0"/>
         <w:jc w:val="center"/>
-      </w:pPr>
-      <w:r>
-        <w:rPr>
-          <w:rFonts w:ascii="Times New Roman" w:hAnsi="Times New Roman" w:eastAsia="Times New Roman"/>
-          <w:b w:val="0"/>
-          <w:i/>
-          <w:sz w:val="22"/>
-        </w:rPr>
-        <w:t>Plataforma de Trazabilidad Académica con Agentes de IA Generativa</w:t>
-      </w:r>
-    </w:p>
-    <w:p/>
-    <w:p>
-      <w:pPr>
-        <w:spacing w:after="120"/>
-        <w:jc w:val="center"/>
-      </w:pPr>
-      <w:r>
-        <w:rPr>
-          <w:rFonts w:ascii="Times New Roman" w:hAnsi="Times New Roman" w:eastAsia="Times New Roman"/>
-          <w:b w:val="0"/>
-          <w:i w:val="0"/>
-          <w:sz w:val="22"/>
-        </w:rPr>
-        <w:t>Autor: Jean Marcos Meneses Simón</w:t>
-      </w:r>
-    </w:p>
-    <w:p>
-      <w:pPr>
-        <w:spacing w:after="120"/>
-        <w:jc w:val="center"/>
-      </w:pPr>
-      <w:r>
-        <w:rPr>
-          <w:rFonts w:ascii="Times New Roman" w:hAnsi="Times New Roman" w:eastAsia="Times New Roman"/>
-          <w:b w:val="0"/>
-          <w:i w:val="0"/>
-          <w:sz w:val="22"/>
-        </w:rPr>
-        <w:t>Asesor: Ing. Walter Cueva</w:t>
-      </w:r>
-    </w:p>
-    <w:p>
-      <w:pPr>
-        <w:spacing w:after="120"/>
-        <w:jc w:val="center"/>
-      </w:pPr>
-      <w:r>
-        <w:rPr>
-          <w:rFonts w:ascii="Times New Roman" w:hAnsi="Times New Roman" w:eastAsia="Times New Roman"/>
-          <w:b w:val="0"/>
-          <w:i w:val="0"/>
-          <w:sz w:val="22"/>
-        </w:rPr>
-        <w:t>Fecha: Julio 2026</w:t>
-      </w:r>
-    </w:p>
-    <w:p>
-      <w:pPr>
-        <w:spacing w:after="120"/>
-        <w:jc w:val="center"/>
-      </w:pPr>
-      <w:r>
-        <w:rPr>
-          <w:rFonts w:ascii="Times New Roman" w:hAnsi="Times New Roman" w:eastAsia="Times New Roman"/>
-          <w:b w:val="0"/>
-          <w:i w:val="0"/>
-          <w:sz w:val="20"/>
-        </w:rPr>
-        <w:t>Repositorio: https://github.com/Jmmsimon/trazabilidad-taller-I</w:t>
-      </w:r>
-    </w:p>
+        <w:tblLook w:firstColumn="1" w:firstRow="1" w:lastColumn="0" w:lastRow="0" w:noHBand="0" w:noVBand="1" w:val="04A0"/>
+      </w:tblPr>
+      <w:tblGrid>
+        <w:gridCol w:w="4703"/>
+        <w:gridCol w:w="4703"/>
+      </w:tblGrid>
+      <w:tr>
+        <w:tc>
+          <w:tcPr>
+            <w:tcW w:type="dxa" w:w="4703"/>
+          </w:tcPr>
+          <w:p>
+            <w:r>
+              <w:rPr>
+                <w:rFonts w:ascii="Arial" w:hAnsi="Arial"/>
+                <w:b/>
+                <w:i w:val="0"/>
+                <w:color w:val="1F3564"/>
+                <w:sz w:val="22"/>
+              </w:rPr>
+              <w:t>AUTOR:</w:t>
+            </w:r>
+          </w:p>
+        </w:tc>
+        <w:tc>
+          <w:tcPr>
+            <w:tcW w:type="dxa" w:w="4703"/>
+          </w:tcPr>
+          <w:p>
+            <w:r>
+              <w:rPr>
+                <w:rFonts w:ascii="Arial" w:hAnsi="Arial"/>
+                <w:b w:val="0"/>
+                <w:i w:val="0"/>
+                <w:color w:val="1E293B"/>
+                <w:sz w:val="22"/>
+              </w:rPr>
+              <w:t>Jean Marcos Meneses Simón</w:t>
+            </w:r>
+          </w:p>
+        </w:tc>
+      </w:tr>
+      <w:tr>
+        <w:tc>
+          <w:tcPr>
+            <w:tcW w:type="dxa" w:w="4703"/>
+          </w:tcPr>
+          <w:p>
+            <w:r>
+              <w:rPr>
+                <w:rFonts w:ascii="Arial" w:hAnsi="Arial"/>
+                <w:b/>
+                <w:i w:val="0"/>
+                <w:color w:val="1F3564"/>
+                <w:sz w:val="22"/>
+              </w:rPr>
+              <w:t>ASESOR:</w:t>
+            </w:r>
+          </w:p>
+        </w:tc>
+        <w:tc>
+          <w:tcPr>
+            <w:tcW w:type="dxa" w:w="4703"/>
+          </w:tcPr>
+          <w:p>
+            <w:r>
+              <w:rPr>
+                <w:rFonts w:ascii="Arial" w:hAnsi="Arial"/>
+                <w:b w:val="0"/>
+                <w:i w:val="0"/>
+                <w:color w:val="1E293B"/>
+                <w:sz w:val="22"/>
+              </w:rPr>
+              <w:t>Ing. Walter Cueva Chávez</w:t>
+            </w:r>
+          </w:p>
+        </w:tc>
+      </w:tr>
+      <w:tr>
+        <w:tc>
+          <w:tcPr>
+            <w:tcW w:type="dxa" w:w="4703"/>
+          </w:tcPr>
+          <w:p>
+            <w:r>
+              <w:rPr>
+                <w:rFonts w:ascii="Arial" w:hAnsi="Arial"/>
+                <w:b/>
+                <w:i w:val="0"/>
+                <w:color w:val="1F3564"/>
+                <w:sz w:val="22"/>
+              </w:rPr>
+              <w:t>FECHA:</w:t>
+            </w:r>
+          </w:p>
+        </w:tc>
+        <w:tc>
+          <w:tcPr>
+            <w:tcW w:type="dxa" w:w="4703"/>
+          </w:tcPr>
+          <w:p>
+            <w:r>
+              <w:rPr>
+                <w:rFonts w:ascii="Arial" w:hAnsi="Arial"/>
+                <w:b w:val="0"/>
+                <w:i w:val="0"/>
+                <w:color w:val="1E293B"/>
+                <w:sz w:val="22"/>
+              </w:rPr>
+              <w:t>Julio 2026</w:t>
+            </w:r>
+          </w:p>
+        </w:tc>
+      </w:tr>
+      <w:tr>
+        <w:tc>
+          <w:tcPr>
+            <w:tcW w:type="dxa" w:w="4703"/>
+          </w:tcPr>
+          <w:p>
+            <w:r>
+              <w:rPr>
+                <w:rFonts w:ascii="Arial" w:hAnsi="Arial"/>
+                <w:b/>
+                <w:i w:val="0"/>
+                <w:color w:val="1F3564"/>
+                <w:sz w:val="22"/>
+              </w:rPr>
+              <w:t>REPOSICIÓN DE CÓDIGO:</w:t>
+            </w:r>
+          </w:p>
+        </w:tc>
+        <w:tc>
+          <w:tcPr>
+            <w:tcW w:type="dxa" w:w="4703"/>
+          </w:tcPr>
+          <w:p>
+            <w:r>
+              <w:rPr>
+                <w:rFonts w:ascii="Arial" w:hAnsi="Arial"/>
+                <w:b w:val="0"/>
+                <w:i w:val="0"/>
+                <w:color w:val="1E293B"/>
+                <w:sz w:val="22"/>
+              </w:rPr>
+              <w:t>https://github.com/Jmmsimon/trazabilidad-taller-I</w:t>
+            </w:r>
+          </w:p>
+        </w:tc>
+      </w:tr>
+    </w:tbl>
     <w:p>
       <w:r>
         <w:br w:type="page"/>
@@ -164,16 +268,18 @@
     </w:p>
     <w:p>
       <w:pPr>
-        <w:pStyle w:val="Heading1"/>
+        <w:spacing w:after="160" w:before="280"/>
+        <w:jc w:val="left"/>
       </w:pPr>
       <w:r>
         <w:rPr>
-          <w:rFonts w:ascii="Times New Roman" w:hAnsi="Times New Roman" w:eastAsia="Times New Roman"/>
+          <w:rFonts w:ascii="Arial" w:hAnsi="Arial"/>
           <w:b/>
           <w:i w:val="0"/>
-          <w:sz w:val="28"/>
+          <w:color w:val="1F3564"/>
+          <w:sz w:val="32"/>
         </w:rPr>
-        <w:t>1. Introducción</w:t>
+        <w:t>1. Introducción a la Plataforma de Trazabilidad Académica</w:t>
       </w:r>
     </w:p>
     <w:p>
@@ -183,110 +289,28 @@
       </w:pPr>
       <w:r>
         <w:rPr>
-          <w:rFonts w:ascii="Times New Roman" w:hAnsi="Times New Roman" w:eastAsia="Times New Roman"/>
+          <w:rFonts w:ascii="Arial" w:hAnsi="Arial"/>
           <w:b w:val="0"/>
           <w:i w:val="0"/>
           <w:sz w:val="22"/>
         </w:rPr>
-        <w:t>La plataforma de trazabilidad académica permite vincular el avance declarado (backlog e hitos) con evidencia real del repositorio GitHub, mediante agentes de IA generativa. Este manual describe las operaciones cotidianas de cada rol.</w:t>
+        <w:t>La Plataforma de Trazabilidad Académica es un sistema integral de auditoría de proyectos de software diseñado para institutos y universidades. Su objetivo es eliminar la discrepancia tradicional entre lo que el estudiante planifica en su Backlog y el código fuente que realmente programa en el repositorio GitHub.</w:t>
       </w:r>
     </w:p>
     <w:p>
       <w:pPr>
-        <w:pStyle w:val="Heading1"/>
+        <w:spacing w:after="160" w:before="280"/>
+        <w:jc w:val="left"/>
       </w:pPr>
       <w:r>
         <w:rPr>
-          <w:rFonts w:ascii="Times New Roman" w:hAnsi="Times New Roman" w:eastAsia="Times New Roman"/>
+          <w:rFonts w:ascii="Arial" w:hAnsi="Arial"/>
           <w:b/>
           <w:i w:val="0"/>
-          <w:sz w:val="28"/>
+          <w:color w:val="1F3564"/>
+          <w:sz w:val="32"/>
         </w:rPr>
-        <w:t>2. Acceso al sistema</w:t>
-      </w:r>
-    </w:p>
-    <w:p>
-      <w:pPr>
-        <w:pStyle w:val="ListBullet"/>
-      </w:pPr>
-      <w:r>
-        <w:rPr>
-          <w:rFonts w:ascii="Times New Roman" w:hAnsi="Times New Roman" w:eastAsia="Times New Roman"/>
-          <w:b w:val="0"/>
-          <w:i w:val="0"/>
-          <w:sz w:val="22"/>
-        </w:rPr>
-        <w:t>Abrir la URL de la aplicación (local: http://localhost:3000).</w:t>
-      </w:r>
-    </w:p>
-    <w:p>
-      <w:pPr>
-        <w:pStyle w:val="ListBullet"/>
-      </w:pPr>
-      <w:r>
-        <w:rPr>
-          <w:rFonts w:ascii="Times New Roman" w:hAnsi="Times New Roman" w:eastAsia="Times New Roman"/>
-          <w:b w:val="0"/>
-          <w:i w:val="0"/>
-          <w:sz w:val="22"/>
-        </w:rPr>
-        <w:t>Iniciar sesión con el correo y contraseña provisionados por el administrador (Firebase Auth).</w:t>
-      </w:r>
-    </w:p>
-    <w:p>
-      <w:pPr>
-        <w:pStyle w:val="ListBullet"/>
-      </w:pPr>
-      <w:r>
-        <w:rPr>
-          <w:rFonts w:ascii="Times New Roman" w:hAnsi="Times New Roman" w:eastAsia="Times New Roman"/>
-          <w:b w:val="0"/>
-          <w:i w:val="0"/>
-          <w:sz w:val="22"/>
-        </w:rPr>
-        <w:t>El sistema redirige automáticamente al panel del rol asignado: Estudiante, Docente o Administrador.</w:t>
-      </w:r>
-    </w:p>
-    <w:p>
-      <w:pPr>
-        <w:pStyle w:val="ListBullet"/>
-      </w:pPr>
-      <w:r>
-        <w:rPr>
-          <w:rFonts w:ascii="Times New Roman" w:hAnsi="Times New Roman" w:eastAsia="Times New Roman"/>
-          <w:b w:val="0"/>
-          <w:i w:val="0"/>
-          <w:sz w:val="22"/>
-        </w:rPr>
-        <w:t>Si se solicita cambio de contraseña obligatorio, completar el formulario antes de continuar.</w:t>
-      </w:r>
-    </w:p>
-    <w:p>
-      <w:pPr>
-        <w:pStyle w:val="Heading1"/>
-      </w:pPr>
-      <w:r>
-        <w:rPr>
-          <w:rFonts w:ascii="Times New Roman" w:hAnsi="Times New Roman" w:eastAsia="Times New Roman"/>
-          <w:b/>
-          <w:i w:val="0"/>
-          <w:sz w:val="28"/>
-        </w:rPr>
-        <w:t>3. Rol Estudiante</w:t>
-      </w:r>
-    </w:p>
-    <w:p>
-      <w:pPr>
-        <w:pStyle w:val="Heading2"/>
-      </w:pPr>
-      <w:r>
-        <w:rPr>
-          <w:rFonts w:ascii="Times New Roman" w:hAnsi="Times New Roman" w:eastAsia="Times New Roman"/>
-          <w:b/>
-          <w:i w:val="0"/>
-          <w:sz w:val="24"/>
-        </w:rPr>
-        <w:t>3.1 Panel principal</w:t>
+        <w:t>2. Acceso y Autenticación Híbrida</w:t>
       </w:r>
     </w:p>
     <w:p>
@@ -296,278 +320,126 @@
       </w:pPr>
       <w:r>
         <w:rPr>
-          <w:rFonts w:ascii="Times New Roman" w:hAnsi="Times New Roman" w:eastAsia="Times New Roman"/>
+          <w:rFonts w:ascii="Arial" w:hAnsi="Arial"/>
           <w:b w:val="0"/>
           <w:i w:val="0"/>
           <w:sz w:val="22"/>
         </w:rPr>
-        <w:t>Desde el dashboard del estudiante se gestiona el ciclo de vida del proyecto académico: descubrimiento de roadmap, configuración de entregables, tablero Kanban, análisis de trazabilidad y analítica de avance.</w:t>
-      </w:r>
-    </w:p>
-    <w:p>
-      <w:pPr>
-        <w:pStyle w:val="Heading2"/>
-      </w:pPr>
-      <w:r>
-        <w:rPr>
-          <w:rFonts w:ascii="Times New Roman" w:hAnsi="Times New Roman" w:eastAsia="Times New Roman"/>
-          <w:b/>
-          <w:i w:val="0"/>
-          <w:sz w:val="24"/>
-        </w:rPr>
-        <w:t>3.2 Discovery (co-creación de roadmap)</w:t>
+        <w:t>El sistema cuenta con un mecanismo de autenticación híbrido seguro que soporta dos modalidades de ingreso segun la preferencia del usuario o la política de la universidad:</w:t>
       </w:r>
     </w:p>
     <w:p>
       <w:pPr>
         <w:pStyle w:val="ListBullet"/>
+        <w:spacing w:after="80"/>
       </w:pPr>
       <w:r>
         <w:rPr>
-          <w:rFonts w:ascii="Times New Roman" w:hAnsi="Times New Roman" w:eastAsia="Times New Roman"/>
+          <w:rFonts w:ascii="Arial" w:hAnsi="Arial"/>
+          <w:b/>
+          <w:i w:val="0"/>
+          <w:color w:val="1F3564"/>
+          <w:sz w:val="21"/>
+        </w:rPr>
+        <w:t xml:space="preserve">Acceso mediante Correo y Contraseña: </w:t>
+      </w:r>
+      <w:r>
+        <w:rPr>
+          <w:rFonts w:ascii="Arial" w:hAnsi="Arial"/>
           <w:b w:val="0"/>
           <w:i w:val="0"/>
-          <w:sz w:val="22"/>
+          <w:sz w:val="21"/>
         </w:rPr>
-        <w:t>Iniciar un nuevo proyecto e indicar tema/descripción.</w:t>
+        <w:t>Ingreso tradicional ingresando correo institucional UPAO y contraseña de 6 o más caracteres.</w:t>
       </w:r>
     </w:p>
     <w:p>
       <w:pPr>
         <w:pStyle w:val="ListBullet"/>
+        <w:spacing w:after="80"/>
       </w:pPr>
       <w:r>
         <w:rPr>
-          <w:rFonts w:ascii="Times New Roman" w:hAnsi="Times New Roman" w:eastAsia="Times New Roman"/>
+          <w:rFonts w:ascii="Arial" w:hAnsi="Arial"/>
+          <w:b/>
+          <w:i w:val="0"/>
+          <w:color w:val="1F3564"/>
+          <w:sz w:val="21"/>
+        </w:rPr>
+        <w:t xml:space="preserve">Acceso mediante Google OAuth 2.0: </w:t>
+      </w:r>
+      <w:r>
+        <w:rPr>
+          <w:rFonts w:ascii="Arial" w:hAnsi="Arial"/>
           <w:b w:val="0"/>
           <w:i w:val="0"/>
-          <w:sz w:val="22"/>
+          <w:sz w:val="21"/>
         </w:rPr>
-        <w:t>El sistema ejecuta el grafo Discovery (agentes drafter → validator → product owner).</w:t>
+        <w:t>Ingreso directo en un solo clic vinculando la cuenta institucional de Google Workspace de la universidad.</w:t>
       </w:r>
+    </w:p>
+    <w:tbl>
+      <w:tblPr>
+        <w:tblW w:type="auto" w:w="0"/>
+        <w:jc w:val="center"/>
+        <w:tblLook w:firstColumn="1" w:firstRow="1" w:lastColumn="0" w:lastRow="0" w:noHBand="0" w:noVBand="1" w:val="04A0"/>
+      </w:tblPr>
+      <w:tblGrid>
+        <w:gridCol w:w="9406"/>
+      </w:tblGrid>
+      <w:tr>
+        <w:tc>
+          <w:tcPr>
+            <w:tcW w:type="dxa" w:w="8787"/>
+            <w:shd w:val="clear" w:color="auto" w:fill="E0F2FE"/>
+          </w:tcPr>
+          <w:p>
+            <w:pPr>
+              <w:spacing w:before="120" w:after="120"/>
+            </w:pPr>
+            <w:r>
+              <w:rPr>
+                <w:rFonts w:ascii="Arial" w:hAnsi="Arial"/>
+                <w:b/>
+                <w:i w:val="0"/>
+                <w:color w:val="0369A1"/>
+                <w:sz w:val="20"/>
+              </w:rPr>
+              <w:t xml:space="preserve">NOTA IMPORTANTE: </w:t>
+            </w:r>
+            <w:r>
+              <w:rPr>
+                <w:rFonts w:ascii="Arial" w:hAnsi="Arial"/>
+                <w:b w:val="0"/>
+                <w:i/>
+                <w:color w:val="0F172A"/>
+                <w:sz w:val="20"/>
+              </w:rPr>
+              <w:t>El control de acceso por roles (RBAC) redirige automáticamente a cada usuario a su interfaz correspondiente (/dashboard/admin, /dashboard/profesor o /dashboard/estudiante) impidiendo el acceso a rutas no autorizadas.</w:t>
+            </w:r>
+          </w:p>
+        </w:tc>
+      </w:tr>
+    </w:tbl>
+    <w:p>
+      <w:pPr>
+        <w:spacing w:after="80"/>
+      </w:pPr>
     </w:p>
     <w:p>
       <w:pPr>
-        <w:pStyle w:val="ListBullet"/>
+        <w:spacing w:after="160" w:before="280"/>
+        <w:jc w:val="left"/>
       </w:pPr>
       <w:r>
         <w:rPr>
-          <w:rFonts w:ascii="Times New Roman" w:hAnsi="Times New Roman" w:eastAsia="Times New Roman"/>
-          <w:b w:val="0"/>
-          <w:i w:val="0"/>
-          <w:sz w:val="22"/>
-        </w:rPr>
-        <w:t>Revisar la propuesta de hitos y backlog generada.</w:t>
-      </w:r>
-    </w:p>
-    <w:p>
-      <w:pPr>
-        <w:pStyle w:val="ListBullet"/>
-      </w:pPr>
-      <w:r>
-        <w:rPr>
-          <w:rFonts w:ascii="Times New Roman" w:hAnsi="Times New Roman" w:eastAsia="Times New Roman"/>
-          <w:b w:val="0"/>
-          <w:i w:val="0"/>
-          <w:sz w:val="22"/>
-        </w:rPr>
-        <w:t>Aceptar o solicitar ajustes según la interfaz disponible.</w:t>
-      </w:r>
-    </w:p>
-    <w:p>
-      <w:pPr>
-        <w:pStyle w:val="Heading2"/>
-      </w:pPr>
-      <w:r>
-        <w:rPr>
-          <w:rFonts w:ascii="Times New Roman" w:hAnsi="Times New Roman" w:eastAsia="Times New Roman"/>
+          <w:rFonts w:ascii="Arial" w:hAnsi="Arial"/>
           <w:b/>
           <w:i w:val="0"/>
-          <w:sz w:val="24"/>
+          <w:color w:val="1F3564"/>
+          <w:sz w:val="32"/>
         </w:rPr>
-        <w:t>3.3 Configurar repositorio y demo</w:t>
-      </w:r>
-    </w:p>
-    <w:p>
-      <w:pPr>
-        <w:pStyle w:val="ListBullet"/>
-      </w:pPr>
-      <w:r>
-        <w:rPr>
-          <w:rFonts w:ascii="Times New Roman" w:hAnsi="Times New Roman" w:eastAsia="Times New Roman"/>
-          <w:b w:val="0"/>
-          <w:i w:val="0"/>
-          <w:sz w:val="22"/>
-        </w:rPr>
-        <w:t>Ingresar la URL del repositorio GitHub del proyecto.</w:t>
-      </w:r>
-    </w:p>
-    <w:p>
-      <w:pPr>
-        <w:pStyle w:val="ListBullet"/>
-      </w:pPr>
-      <w:r>
-        <w:rPr>
-          <w:rFonts w:ascii="Times New Roman" w:hAnsi="Times New Roman" w:eastAsia="Times New Roman"/>
-          <w:b w:val="0"/>
-          <w:i w:val="0"/>
-          <w:sz w:val="22"/>
-        </w:rPr>
-        <w:t>Ingresar, si aplica, la URL de la demo desplegada (p. ej. Vercel).</w:t>
-      </w:r>
-    </w:p>
-    <w:p>
-      <w:pPr>
-        <w:pStyle w:val="ListBullet"/>
-      </w:pPr>
-      <w:r>
-        <w:rPr>
-          <w:rFonts w:ascii="Times New Roman" w:hAnsi="Times New Roman" w:eastAsia="Times New Roman"/>
-          <w:b w:val="0"/>
-          <w:i w:val="0"/>
-          <w:sz w:val="22"/>
-        </w:rPr>
-        <w:t>Guardar la configuración antes de ejecutar el análisis.</w:t>
-      </w:r>
-    </w:p>
-    <w:p>
-      <w:pPr>
-        <w:pStyle w:val="Heading2"/>
-      </w:pPr>
-      <w:r>
-        <w:rPr>
-          <w:rFonts w:ascii="Times New Roman" w:hAnsi="Times New Roman" w:eastAsia="Times New Roman"/>
-          <w:b/>
-          <w:i w:val="0"/>
-          <w:sz w:val="24"/>
-        </w:rPr>
-        <w:t>3.4 Analizar trazabilidad</w:t>
-      </w:r>
-    </w:p>
-    <w:p>
-      <w:pPr>
-        <w:pStyle w:val="ListBullet"/>
-      </w:pPr>
-      <w:r>
-        <w:rPr>
-          <w:rFonts w:ascii="Times New Roman" w:hAnsi="Times New Roman" w:eastAsia="Times New Roman"/>
-          <w:b w:val="0"/>
-          <w:i w:val="0"/>
-          <w:sz w:val="22"/>
-        </w:rPr>
-        <w:t>Pulsar el botón Analizar.</w:t>
-      </w:r>
-    </w:p>
-    <w:p>
-      <w:pPr>
-        <w:pStyle w:val="ListBullet"/>
-      </w:pPr>
-      <w:r>
-        <w:rPr>
-          <w:rFonts w:ascii="Times New Roman" w:hAnsi="Times New Roman" w:eastAsia="Times New Roman"/>
-          <w:b w:val="0"/>
-          <w:i w:val="0"/>
-          <w:sz w:val="22"/>
-        </w:rPr>
-        <w:t>Esperar a que el estado del Tracking pase a completed (el sistema consulta el estado en segundo plano).</w:t>
-      </w:r>
-    </w:p>
-    <w:p>
-      <w:pPr>
-        <w:pStyle w:val="ListBullet"/>
-      </w:pPr>
-      <w:r>
-        <w:rPr>
-          <w:rFonts w:ascii="Times New Roman" w:hAnsi="Times New Roman" w:eastAsia="Times New Roman"/>
-          <w:b w:val="0"/>
-          <w:i w:val="0"/>
-          <w:sz w:val="22"/>
-        </w:rPr>
-        <w:t>Revisar el Kanban: los ítems con evidencia de código pueden actualizarse automáticamente a Hecho (AUTO-KANBAN).</w:t>
-      </w:r>
-    </w:p>
-    <w:p>
-      <w:pPr>
-        <w:pStyle w:val="ListBullet"/>
-      </w:pPr>
-      <w:r>
-        <w:rPr>
-          <w:rFonts w:ascii="Times New Roman" w:hAnsi="Times New Roman" w:eastAsia="Times New Roman"/>
-          <w:b w:val="0"/>
-          <w:i w:val="0"/>
-          <w:sz w:val="22"/>
-        </w:rPr>
-        <w:t>Consultar la analítica: score de integridad, commits analizados y porcentaje de competencias.</w:t>
-      </w:r>
-    </w:p>
-    <w:p>
-      <w:pPr>
-        <w:pStyle w:val="Heading2"/>
-      </w:pPr>
-      <w:r>
-        <w:rPr>
-          <w:rFonts w:ascii="Times New Roman" w:hAnsi="Times New Roman" w:eastAsia="Times New Roman"/>
-          <w:b/>
-          <w:i w:val="0"/>
-          <w:sz w:val="24"/>
-        </w:rPr>
-        <w:t>3.5 Kanban y hitos</w:t>
-      </w:r>
-    </w:p>
-    <w:p>
-      <w:pPr>
-        <w:pStyle w:val="ListBullet"/>
-      </w:pPr>
-      <w:r>
-        <w:rPr>
-          <w:rFonts w:ascii="Times New Roman" w:hAnsi="Times New Roman" w:eastAsia="Times New Roman"/>
-          <w:b w:val="0"/>
-          <w:i w:val="0"/>
-          <w:sz w:val="22"/>
-        </w:rPr>
-        <w:t>El tablero muestra estados: backlog, por hacer, en progreso y hecho.</w:t>
-      </w:r>
-    </w:p>
-    <w:p>
-      <w:pPr>
-        <w:pStyle w:val="ListBullet"/>
-      </w:pPr>
-      <w:r>
-        <w:rPr>
-          <w:rFonts w:ascii="Times New Roman" w:hAnsi="Times New Roman" w:eastAsia="Times New Roman"/>
-          <w:b w:val="0"/>
-          <w:i w:val="0"/>
-          <w:sz w:val="22"/>
-        </w:rPr>
-        <w:t>Los hitos pueden consultarse en modo lectura; la edición se habilita bajo demanda cuando el flujo lo permite.</w:t>
-      </w:r>
-    </w:p>
-    <w:p>
-      <w:pPr>
-        <w:pStyle w:val="ListBullet"/>
-      </w:pPr>
-      <w:r>
-        <w:rPr>
-          <w:rFonts w:ascii="Times New Roman" w:hAnsi="Times New Roman" w:eastAsia="Times New Roman"/>
-          <w:b w:val="0"/>
-          <w:i w:val="0"/>
-          <w:sz w:val="22"/>
-        </w:rPr>
-        <w:t>No modificar manualmente ítems solo para “aparentar” avance: el docente puede auditar con evidencia Git.</w:t>
-      </w:r>
-    </w:p>
-    <w:p>
-      <w:pPr>
-        <w:pStyle w:val="Heading2"/>
-      </w:pPr>
-      <w:r>
-        <w:rPr>
-          <w:rFonts w:ascii="Times New Roman" w:hAnsi="Times New Roman" w:eastAsia="Times New Roman"/>
-          <w:b/>
-          <w:i w:val="0"/>
-          <w:sz w:val="24"/>
-        </w:rPr>
-        <w:t>3.6 Exportaciones</w:t>
+        <w:t>3. Módulo Rol Administrador del Sistema (/administrador)</w:t>
       </w:r>
     </w:p>
     <w:p>
@@ -577,40 +449,144 @@
       </w:pPr>
       <w:r>
         <w:rPr>
-          <w:rFonts w:ascii="Times New Roman" w:hAnsi="Times New Roman" w:eastAsia="Times New Roman"/>
+          <w:rFonts w:ascii="Arial" w:hAnsi="Arial"/>
           <w:b w:val="0"/>
           <w:i w:val="0"/>
           <w:sz w:val="22"/>
         </w:rPr>
-        <w:t>Cuando esté disponible en la interfaz, exportar el reporte del proyecto en PDF o JSON para respaldo o entrega académica.</w:t>
+        <w:t>El Administrador del Sistema posee el nivel más alto de privilegios para la gestión de accesos de la plataforma.</w:t>
       </w:r>
     </w:p>
     <w:p>
       <w:pPr>
-        <w:pStyle w:val="Heading1"/>
+        <w:spacing w:after="120" w:before="200"/>
+        <w:jc w:val="left"/>
       </w:pPr>
       <w:r>
         <w:rPr>
-          <w:rFonts w:ascii="Times New Roman" w:hAnsi="Times New Roman" w:eastAsia="Times New Roman"/>
+          <w:rFonts w:ascii="Arial" w:hAnsi="Arial"/>
           <w:b/>
           <w:i w:val="0"/>
-          <w:sz w:val="28"/>
+          <w:color w:val="008080"/>
+          <w:sz w:val="26"/>
         </w:rPr>
-        <w:t>4. Rol Docente</w:t>
+        <w:t>3.1 Pre-registro de Docentes y Estudiantes</w:t>
       </w:r>
     </w:p>
     <w:p>
       <w:pPr>
-        <w:pStyle w:val="Heading2"/>
+        <w:pStyle w:val="ListBullet"/>
+        <w:spacing w:after="80"/>
       </w:pPr>
       <w:r>
         <w:rPr>
-          <w:rFonts w:ascii="Times New Roman" w:hAnsi="Times New Roman" w:eastAsia="Times New Roman"/>
+          <w:rFonts w:ascii="Arial" w:hAnsi="Arial"/>
           <w:b/>
           <w:i w:val="0"/>
-          <w:sz w:val="24"/>
+          <w:color w:val="1F3564"/>
+          <w:sz w:val="21"/>
         </w:rPr>
-        <w:t>4.1 Listado de proyectos</w:t>
+        <w:t xml:space="preserve">1. Iniciar sesión: </w:t>
+      </w:r>
+      <w:r>
+        <w:rPr>
+          <w:rFonts w:ascii="Arial" w:hAnsi="Arial"/>
+          <w:b w:val="0"/>
+          <w:i w:val="0"/>
+          <w:sz w:val="21"/>
+        </w:rPr>
+        <w:t>Acceder a http://localhost:3000/administrador con las credenciales master (administrador@upao.edu.pe / admin123).</w:t>
+      </w:r>
+    </w:p>
+    <w:p>
+      <w:pPr>
+        <w:pStyle w:val="ListBullet"/>
+        <w:spacing w:after="80"/>
+      </w:pPr>
+      <w:r>
+        <w:rPr>
+          <w:rFonts w:ascii="Arial" w:hAnsi="Arial"/>
+          <w:b/>
+          <w:i w:val="0"/>
+          <w:color w:val="1F3564"/>
+          <w:sz w:val="21"/>
+        </w:rPr>
+        <w:t xml:space="preserve">2. Abrir Modal de Registro: </w:t>
+      </w:r>
+      <w:r>
+        <w:rPr>
+          <w:rFonts w:ascii="Arial" w:hAnsi="Arial"/>
+          <w:b w:val="0"/>
+          <w:i w:val="0"/>
+          <w:sz w:val="21"/>
+        </w:rPr>
+        <w:t>Hacer clic en el botón 'Registrar Usuario' en la esquina superior derecha.</w:t>
+      </w:r>
+    </w:p>
+    <w:p>
+      <w:pPr>
+        <w:pStyle w:val="ListBullet"/>
+        <w:spacing w:after="80"/>
+      </w:pPr>
+      <w:r>
+        <w:rPr>
+          <w:rFonts w:ascii="Arial" w:hAnsi="Arial"/>
+          <w:b/>
+          <w:i w:val="0"/>
+          <w:color w:val="1F3564"/>
+          <w:sz w:val="21"/>
+        </w:rPr>
+        <w:t xml:space="preserve">3. Completar Formulario: </w:t>
+      </w:r>
+      <w:r>
+        <w:rPr>
+          <w:rFonts w:ascii="Arial" w:hAnsi="Arial"/>
+          <w:b w:val="0"/>
+          <w:i w:val="0"/>
+          <w:sz w:val="21"/>
+        </w:rPr>
+        <w:t>Ingresar el Correo Institucional, Nombre Completo, Rol (Docente o Estudiante) y el Modo de Autenticación deseado (Acceso con Google o Correo/Contraseña).</w:t>
+      </w:r>
+    </w:p>
+    <w:p>
+      <w:pPr>
+        <w:pStyle w:val="ListBullet"/>
+        <w:spacing w:after="80"/>
+      </w:pPr>
+      <w:r>
+        <w:rPr>
+          <w:rFonts w:ascii="Arial" w:hAnsi="Arial"/>
+          <w:b/>
+          <w:i w:val="0"/>
+          <w:color w:val="1F3564"/>
+          <w:sz w:val="21"/>
+        </w:rPr>
+        <w:t xml:space="preserve">4. Confirmar Pre-registro: </w:t>
+      </w:r>
+      <w:r>
+        <w:rPr>
+          <w:rFonts w:ascii="Arial" w:hAnsi="Arial"/>
+          <w:b w:val="0"/>
+          <w:i w:val="0"/>
+          <w:sz w:val="21"/>
+        </w:rPr>
+        <w:t>Hacer clic en 'Pre-registrar Usuario'. La cuenta quedará habilitada inmediatamente en la base de datos NoSQL de Firestore.</w:t>
+      </w:r>
+    </w:p>
+    <w:p>
+      <w:pPr>
+        <w:spacing w:after="120" w:before="200"/>
+        <w:jc w:val="left"/>
+      </w:pPr>
+      <w:r>
+        <w:rPr>
+          <w:rFonts w:ascii="Arial" w:hAnsi="Arial"/>
+          <w:b/>
+          <w:i w:val="0"/>
+          <w:color w:val="008080"/>
+          <w:sz w:val="26"/>
+        </w:rPr>
+        <w:t>3.2 Administración y Eliminación de Cuentas</w:t>
       </w:r>
     </w:p>
     <w:p>
@@ -620,124 +596,28 @@
       </w:pPr>
       <w:r>
         <w:rPr>
-          <w:rFonts w:ascii="Times New Roman" w:hAnsi="Times New Roman" w:eastAsia="Times New Roman"/>
+          <w:rFonts w:ascii="Arial" w:hAnsi="Arial"/>
           <w:b w:val="0"/>
           <w:i w:val="0"/>
           <w:sz w:val="22"/>
         </w:rPr>
-        <w:t>El panel docente muestra los proyectos asignados o visibles según la configuración del curso. Seleccionar un proyecto para revisar hitos, Git, analítica y auditoría.</w:t>
+        <w:t>En la tabla principal de administración, el administrador puede observar el estado de cada cuenta, habilitar/deshabilitar temporalmente el acceso con el botón de usuario, o eliminar permanentemente una cuenta haciendo clic en el icono de la papelera 🗑️ con confirmación en pantalla.</w:t>
       </w:r>
     </w:p>
     <w:p>
       <w:pPr>
-        <w:pStyle w:val="Heading2"/>
+        <w:spacing w:after="160" w:before="280"/>
+        <w:jc w:val="left"/>
       </w:pPr>
       <w:r>
         <w:rPr>
-          <w:rFonts w:ascii="Times New Roman" w:hAnsi="Times New Roman" w:eastAsia="Times New Roman"/>
+          <w:rFonts w:ascii="Arial" w:hAnsi="Arial"/>
           <w:b/>
           <w:i w:val="0"/>
-          <w:sz w:val="24"/>
+          <w:color w:val="1F3564"/>
+          <w:sz w:val="32"/>
         </w:rPr>
-        <w:t>4.2 Aprobar o rechazar roadmap</w:t>
-      </w:r>
-    </w:p>
-    <w:p>
-      <w:pPr>
-        <w:pStyle w:val="ListBullet"/>
-      </w:pPr>
-      <w:r>
-        <w:rPr>
-          <w:rFonts w:ascii="Times New Roman" w:hAnsi="Times New Roman" w:eastAsia="Times New Roman"/>
-          <w:b w:val="0"/>
-          <w:i w:val="0"/>
-          <w:sz w:val="22"/>
-        </w:rPr>
-        <w:t>Revisar la propuesta generada en Discovery.</w:t>
-      </w:r>
-    </w:p>
-    <w:p>
-      <w:pPr>
-        <w:pStyle w:val="ListBullet"/>
-      </w:pPr>
-      <w:r>
-        <w:rPr>
-          <w:rFonts w:ascii="Times New Roman" w:hAnsi="Times New Roman" w:eastAsia="Times New Roman"/>
-          <w:b w:val="0"/>
-          <w:i w:val="0"/>
-          <w:sz w:val="22"/>
-        </w:rPr>
-        <w:t>Aprobar para habilitar el seguimiento, o rechazar con observaciones para que el estudiante itere.</w:t>
-      </w:r>
-    </w:p>
-    <w:p>
-      <w:pPr>
-        <w:pStyle w:val="Heading2"/>
-      </w:pPr>
-      <w:r>
-        <w:rPr>
-          <w:rFonts w:ascii="Times New Roman" w:hAnsi="Times New Roman" w:eastAsia="Times New Roman"/>
-          <w:b/>
-          <w:i w:val="0"/>
-          <w:sz w:val="24"/>
-        </w:rPr>
-        <w:t>4.3 Analizar / abrir Analítica</w:t>
-      </w:r>
-    </w:p>
-    <w:p>
-      <w:pPr>
-        <w:pStyle w:val="ListBullet"/>
-      </w:pPr>
-      <w:r>
-        <w:rPr>
-          <w:rFonts w:ascii="Times New Roman" w:hAnsi="Times New Roman" w:eastAsia="Times New Roman"/>
-          <w:b w:val="0"/>
-          <w:i w:val="0"/>
-          <w:sz w:val="22"/>
-        </w:rPr>
-        <w:t>Ejecutar Analizar para lanzar el mismo pipeline de Tracking usado por el estudiante (fuente única de verdad).</w:t>
-      </w:r>
-    </w:p>
-    <w:p>
-      <w:pPr>
-        <w:pStyle w:val="ListBullet"/>
-      </w:pPr>
-      <w:r>
-        <w:rPr>
-          <w:rFonts w:ascii="Times New Roman" w:hAnsi="Times New Roman" w:eastAsia="Times New Roman"/>
-          <w:b w:val="0"/>
-          <w:i w:val="0"/>
-          <w:sz w:val="22"/>
-        </w:rPr>
-        <w:t>Abrir Analítica para ver score de integridad, commits, resumen de competencias y estado del repositorio.</w:t>
-      </w:r>
-    </w:p>
-    <w:p>
-      <w:pPr>
-        <w:pStyle w:val="ListBullet"/>
-      </w:pPr>
-      <w:r>
-        <w:rPr>
-          <w:rFonts w:ascii="Times New Roman" w:hAnsi="Times New Roman" w:eastAsia="Times New Roman"/>
-          <w:b w:val="0"/>
-          <w:i w:val="0"/>
-          <w:sz w:val="22"/>
-        </w:rPr>
-        <w:t>Contrastar el Kanban con la evidencia reportada (ítems Hecho vs commits/archivos).</w:t>
-      </w:r>
-    </w:p>
-    <w:p>
-      <w:pPr>
-        <w:pStyle w:val="Heading2"/>
-      </w:pPr>
-      <w:r>
-        <w:rPr>
-          <w:rFonts w:ascii="Times New Roman" w:hAnsi="Times New Roman" w:eastAsia="Times New Roman"/>
-          <w:b/>
-          <w:i w:val="0"/>
-          <w:sz w:val="24"/>
-        </w:rPr>
-        <w:t>4.4 Validar hitos y tareas</w:t>
+        <w:t>4. Módulo Rol Estudiante (/estudiante)</w:t>
       </w:r>
     </w:p>
     <w:p>
@@ -747,222 +627,409 @@
       </w:pPr>
       <w:r>
         <w:rPr>
-          <w:rFonts w:ascii="Times New Roman" w:hAnsi="Times New Roman" w:eastAsia="Times New Roman"/>
+          <w:rFonts w:ascii="Arial" w:hAnsi="Arial"/>
           <w:b w:val="0"/>
           <w:i w:val="0"/>
           <w:sz w:val="22"/>
         </w:rPr>
-        <w:t>Desde la vista de hitos, el docente puede validar o solicitar correcciones sobre tareas específicas, dejando trazabilidad del feedback académico.</w:t>
+        <w:t>El estudiante es el responsable de configurar su proyecto, vincular el repositorio de código fuente y cargar su plan de trabajo (Backlog).</w:t>
       </w:r>
     </w:p>
     <w:p>
       <w:pPr>
-        <w:pStyle w:val="Heading2"/>
+        <w:spacing w:after="120" w:before="200"/>
+        <w:jc w:val="left"/>
       </w:pPr>
       <w:r>
         <w:rPr>
-          <w:rFonts w:ascii="Times New Roman" w:hAnsi="Times New Roman" w:eastAsia="Times New Roman"/>
+          <w:rFonts w:ascii="Arial" w:hAnsi="Arial"/>
           <w:b/>
           <w:i w:val="0"/>
-          <w:sz w:val="24"/>
+          <w:color w:val="008080"/>
+          <w:sz w:val="26"/>
         </w:rPr>
-        <w:t>4.5 Auditoría de avances (CSV)</w:t>
+        <w:t>4.1 Vinculación de Repositorio GitHub</w:t>
       </w:r>
     </w:p>
     <w:p>
       <w:pPr>
         <w:pStyle w:val="ListBullet"/>
+        <w:spacing w:after="80"/>
       </w:pPr>
       <w:r>
         <w:rPr>
-          <w:rFonts w:ascii="Times New Roman" w:hAnsi="Times New Roman" w:eastAsia="Times New Roman"/>
+          <w:rFonts w:ascii="Arial" w:hAnsi="Arial"/>
+          <w:b/>
+          <w:i w:val="0"/>
+          <w:color w:val="1F3564"/>
+          <w:sz w:val="21"/>
+        </w:rPr>
+        <w:t xml:space="preserve">1. Formato de Repositorio: </w:t>
+      </w:r>
+      <w:r>
+        <w:rPr>
+          <w:rFonts w:ascii="Arial" w:hAnsi="Arial"/>
           <w:b w:val="0"/>
           <w:i w:val="0"/>
-          <w:sz w:val="22"/>
+          <w:sz w:val="21"/>
         </w:rPr>
-        <w:t>Cargar un archivo CSV (p. ej. exportado desde Notion u hoja de backlog).</w:t>
+        <w:t>El estudiante ingresa la ruta pública de su repositorio en formato `usuario/repositorio` (Ej: `Jmmsimon/trazabilidad-taller-I`).</w:t>
       </w:r>
     </w:p>
     <w:p>
       <w:pPr>
         <w:pStyle w:val="ListBullet"/>
+        <w:spacing w:after="80"/>
       </w:pPr>
       <w:r>
         <w:rPr>
-          <w:rFonts w:ascii="Times New Roman" w:hAnsi="Times New Roman" w:eastAsia="Times New Roman"/>
+          <w:rFonts w:ascii="Arial" w:hAnsi="Arial"/>
+          <w:b/>
+          <w:i w:val="0"/>
+          <w:color w:val="1F3564"/>
+          <w:sz w:val="21"/>
+        </w:rPr>
+        <w:t xml:space="preserve">2. Validación de Conexión: </w:t>
+      </w:r>
+      <w:r>
+        <w:rPr>
+          <w:rFonts w:ascii="Arial" w:hAnsi="Arial"/>
           <w:b w:val="0"/>
           <w:i w:val="0"/>
-          <w:sz w:val="22"/>
+          <w:sz w:val="21"/>
         </w:rPr>
-        <w:t>Ejecutar la auditoría: el sistema compara ítems declarados contra evidencia en GitHub y genera un semáforo.</w:t>
+        <w:t>El sistema verifica automáticamente vía API de GitHub la existencia del repositorio y la disponibilidad de la rama principal (`main` / `master`).</w:t>
+      </w:r>
+    </w:p>
+    <w:p>
+      <w:pPr>
+        <w:spacing w:after="120" w:before="200"/>
+        <w:jc w:val="left"/>
+      </w:pPr>
+      <w:r>
+        <w:rPr>
+          <w:rFonts w:ascii="Arial" w:hAnsi="Arial"/>
+          <w:b/>
+          <w:i w:val="0"/>
+          <w:color w:val="008080"/>
+          <w:sz w:val="26"/>
+        </w:rPr>
+        <w:t>4.2 Carga de Backlog (CSV)</w:t>
       </w:r>
     </w:p>
     <w:p>
       <w:pPr>
         <w:pStyle w:val="ListBullet"/>
+        <w:spacing w:after="80"/>
       </w:pPr>
       <w:r>
         <w:rPr>
-          <w:rFonts w:ascii="Times New Roman" w:hAnsi="Times New Roman" w:eastAsia="Times New Roman"/>
+          <w:rFonts w:ascii="Arial" w:hAnsi="Arial"/>
+          <w:b/>
+          <w:i w:val="0"/>
+          <w:color w:val="1F3564"/>
+          <w:sz w:val="21"/>
+        </w:rPr>
+        <w:t xml:space="preserve">1. Formato Aceptado: </w:t>
+      </w:r>
+      <w:r>
+        <w:rPr>
+          <w:rFonts w:ascii="Arial" w:hAnsi="Arial"/>
           <w:b w:val="0"/>
           <w:i w:val="0"/>
-          <w:sz w:val="22"/>
+          <w:sz w:val="21"/>
         </w:rPr>
-        <w:t>Importante: la auditoría es solo reporte; no modifica el Kanban del estudiante.</w:t>
+        <w:t>Archivo CSV con codificación UTF-8 utilizando comas (,) o punto y coma (;) como separador.</w:t>
       </w:r>
     </w:p>
     <w:p>
       <w:pPr>
         <w:pStyle w:val="ListBullet"/>
+        <w:spacing w:after="80"/>
       </w:pPr>
       <w:r>
         <w:rPr>
-          <w:rFonts w:ascii="Times New Roman" w:hAnsi="Times New Roman" w:eastAsia="Times New Roman"/>
+          <w:rFonts w:ascii="Arial" w:hAnsi="Arial"/>
+          <w:b/>
+          <w:i w:val="0"/>
+          <w:color w:val="1F3564"/>
+          <w:sz w:val="21"/>
+        </w:rPr>
+        <w:t xml:space="preserve">2. Columnas Requeridas: </w:t>
+      </w:r>
+      <w:r>
+        <w:rPr>
+          <w:rFonts w:ascii="Arial" w:hAnsi="Arial"/>
           <w:b w:val="0"/>
           <w:i w:val="0"/>
-          <w:sz w:val="22"/>
+          <w:sz w:val="21"/>
         </w:rPr>
-        <w:t>Usar el resultado como apoyo a la evaluación, no como sustituto del criterio docente.</w:t>
-      </w:r>
-    </w:p>
-    <w:p>
-      <w:pPr>
-        <w:pStyle w:val="Heading1"/>
-      </w:pPr>
-      <w:r>
-        <w:rPr>
-          <w:rFonts w:ascii="Times New Roman" w:hAnsi="Times New Roman" w:eastAsia="Times New Roman"/>
-          <w:b/>
-          <w:i w:val="0"/>
-          <w:sz w:val="28"/>
-        </w:rPr>
-        <w:t>5. Rol Administrador</w:t>
+        <w:t>`ID`, `Título`, `Tipo` (HU/Epica), `Estado` (To Do, In Progress, Done), `Prioridad` (Alta, Media, Baja), `Puntos` (Puntos de historia).</w:t>
       </w:r>
     </w:p>
     <w:p>
       <w:pPr>
         <w:pStyle w:val="ListBullet"/>
+        <w:spacing w:after="80"/>
       </w:pPr>
       <w:r>
         <w:rPr>
-          <w:rFonts w:ascii="Times New Roman" w:hAnsi="Times New Roman" w:eastAsia="Times New Roman"/>
+          <w:rFonts w:ascii="Arial" w:hAnsi="Arial"/>
+          <w:b/>
+          <w:i w:val="0"/>
+          <w:color w:val="1F3564"/>
+          <w:sz w:val="21"/>
+        </w:rPr>
+        <w:t xml:space="preserve">3. Parseo y AUTO-KANBAN: </w:t>
+      </w:r>
+      <w:r>
+        <w:rPr>
+          <w:rFonts w:ascii="Arial" w:hAnsi="Arial"/>
+          <w:b w:val="0"/>
+          <w:i w:val="0"/>
+          <w:sz w:val="21"/>
+        </w:rPr>
+        <w:t>Al subir el archivo, el motor parsea las historias de usuario y las renderiza en el tablero interactivo Kanban.</w:t>
+      </w:r>
+    </w:p>
+    <w:p>
+      <w:pPr>
+        <w:spacing w:after="120" w:before="200"/>
+        <w:jc w:val="left"/>
+      </w:pPr>
+      <w:r>
+        <w:rPr>
+          <w:rFonts w:ascii="Arial" w:hAnsi="Arial"/>
+          <w:b/>
+          <w:i w:val="0"/>
+          <w:color w:val="008080"/>
+          <w:sz w:val="26"/>
+        </w:rPr>
+        <w:t>4.3 Ejecución del Pipeline de Tracking con IA</w:t>
+      </w:r>
+    </w:p>
+    <w:p>
+      <w:pPr>
+        <w:spacing w:after="120"/>
+        <w:jc w:val="both"/>
+      </w:pPr>
+      <w:r>
+        <w:rPr>
+          <w:rFonts w:ascii="Arial" w:hAnsi="Arial"/>
           <w:b w:val="0"/>
           <w:i w:val="0"/>
           <w:sz w:val="22"/>
         </w:rPr>
-        <w:t>Gestionar usuarios: listar, invitar y actualizar estado de cuenta.</w:t>
+        <w:t>El estudiante presiona el botón **'Iniciar Tracking'** para activar el Agente de IA LangGraph. El agente analiza todos los commits del repositorio, los compara con las historias de usuario y actualiza automáticamente los estados de las tareas.</w:t>
+      </w:r>
+    </w:p>
+    <w:p>
+      <w:pPr>
+        <w:spacing w:after="160" w:before="280"/>
+        <w:jc w:val="left"/>
+      </w:pPr>
+      <w:r>
+        <w:rPr>
+          <w:rFonts w:ascii="Arial" w:hAnsi="Arial"/>
+          <w:b/>
+          <w:i w:val="0"/>
+          <w:color w:val="1F3564"/>
+          <w:sz w:val="32"/>
+        </w:rPr>
+        <w:t>5. Módulo Rol Docente Evaluador (/docente)</w:t>
+      </w:r>
+    </w:p>
+    <w:p>
+      <w:pPr>
+        <w:spacing w:after="120"/>
+        <w:jc w:val="both"/>
+      </w:pPr>
+      <w:r>
+        <w:rPr>
+          <w:rFonts w:ascii="Arial" w:hAnsi="Arial"/>
+          <w:b w:val="0"/>
+          <w:i w:val="0"/>
+          <w:sz w:val="22"/>
+        </w:rPr>
+        <w:t>El docente evaluador cuenta con un panel analítico integral para supervisar la trazabilidad técnica de cada proyecto estudiantil asignado.</w:t>
+      </w:r>
+    </w:p>
+    <w:p>
+      <w:pPr>
+        <w:spacing w:after="120" w:before="200"/>
+        <w:jc w:val="left"/>
+      </w:pPr>
+      <w:r>
+        <w:rPr>
+          <w:rFonts w:ascii="Arial" w:hAnsi="Arial"/>
+          <w:b/>
+          <w:i w:val="0"/>
+          <w:color w:val="008080"/>
+          <w:sz w:val="26"/>
+        </w:rPr>
+        <w:t>5.1 Panel de Selección de Proyectos</w:t>
+      </w:r>
+    </w:p>
+    <w:p>
+      <w:pPr>
+        <w:spacing w:after="120"/>
+        <w:jc w:val="both"/>
+      </w:pPr>
+      <w:r>
+        <w:rPr>
+          <w:rFonts w:ascii="Arial" w:hAnsi="Arial"/>
+          <w:b w:val="0"/>
+          <w:i w:val="0"/>
+          <w:sz w:val="22"/>
+        </w:rPr>
+        <w:t>Al ingresar a `/dashboard/profesor`, el docente visualiza la lista de proyectos estudiantiles con el nombre del equipo, repositorio vinculado, porcentaje de avance y botón de acceso **'Ver Proyecto'**.</w:t>
+      </w:r>
+    </w:p>
+    <w:p>
+      <w:pPr>
+        <w:spacing w:after="120" w:before="200"/>
+        <w:jc w:val="left"/>
+      </w:pPr>
+      <w:r>
+        <w:rPr>
+          <w:rFonts w:ascii="Arial" w:hAnsi="Arial"/>
+          <w:b/>
+          <w:i w:val="0"/>
+          <w:color w:val="008080"/>
+          <w:sz w:val="26"/>
+        </w:rPr>
+        <w:t>5.2 Inspección por Pestañas Técnicas de Evaluación</w:t>
       </w:r>
     </w:p>
     <w:p>
       <w:pPr>
         <w:pStyle w:val="ListBullet"/>
+        <w:spacing w:after="80"/>
       </w:pPr>
       <w:r>
         <w:rPr>
-          <w:rFonts w:ascii="Times New Roman" w:hAnsi="Times New Roman" w:eastAsia="Times New Roman"/>
+          <w:rFonts w:ascii="Arial" w:hAnsi="Arial"/>
+          <w:b/>
+          <w:i w:val="0"/>
+          <w:color w:val="1F3564"/>
+          <w:sz w:val="21"/>
+        </w:rPr>
+        <w:t xml:space="preserve">📌 Pestaña Hitos: </w:t>
+      </w:r>
+      <w:r>
+        <w:rPr>
+          <w:rFonts w:ascii="Arial" w:hAnsi="Arial"/>
           <w:b w:val="0"/>
           <w:i w:val="0"/>
-          <w:sz w:val="22"/>
+          <w:sz w:val="21"/>
         </w:rPr>
-        <w:t>Asignar o cambiar roles (estudiante, docente, administrador).</w:t>
+        <w:t>Muestra los entregables por Sprint con barra de progreso porcentual, fecha de vencimiento y lista de requerimientos obligatorios.</w:t>
       </w:r>
     </w:p>
     <w:p>
       <w:pPr>
         <w:pStyle w:val="ListBullet"/>
+        <w:spacing w:after="80"/>
       </w:pPr>
       <w:r>
         <w:rPr>
-          <w:rFonts w:ascii="Times New Roman" w:hAnsi="Times New Roman" w:eastAsia="Times New Roman"/>
+          <w:rFonts w:ascii="Arial" w:hAnsi="Arial"/>
+          <w:b/>
+          <w:i w:val="0"/>
+          <w:color w:val="1F3564"/>
+          <w:sz w:val="21"/>
+        </w:rPr>
+        <w:t xml:space="preserve">📋 Pestaña Backlog: </w:t>
+      </w:r>
+      <w:r>
+        <w:rPr>
+          <w:rFonts w:ascii="Arial" w:hAnsi="Arial"/>
           <w:b w:val="0"/>
           <w:i w:val="0"/>
-          <w:sz w:val="22"/>
+          <w:sz w:val="21"/>
         </w:rPr>
-        <w:t>Supervisar que las cuentas del curso estén activas antes del inicio de clases.</w:t>
-      </w:r>
-    </w:p>
-    <w:p>
-      <w:pPr>
-        <w:pStyle w:val="Heading1"/>
-      </w:pPr>
-      <w:r>
-        <w:rPr>
-          <w:rFonts w:ascii="Times New Roman" w:hAnsi="Times New Roman" w:eastAsia="Times New Roman"/>
-          <w:b/>
-          <w:i w:val="0"/>
-          <w:sz w:val="28"/>
-        </w:rPr>
-        <w:t>6. Buenas prácticas</w:t>
+        <w:t>Muestra las historias de usuario organizadas en las columnas *To Do*, *In Progress* y *Done*, sincronizadas con la fuente de verdad compartida.</w:t>
       </w:r>
     </w:p>
     <w:p>
       <w:pPr>
         <w:pStyle w:val="ListBullet"/>
+        <w:spacing w:after="80"/>
       </w:pPr>
       <w:r>
         <w:rPr>
-          <w:rFonts w:ascii="Times New Roman" w:hAnsi="Times New Roman" w:eastAsia="Times New Roman"/>
+          <w:rFonts w:ascii="Arial" w:hAnsi="Arial"/>
+          <w:b/>
+          <w:i w:val="0"/>
+          <w:color w:val="1F3564"/>
+          <w:sz w:val="21"/>
+        </w:rPr>
+        <w:t xml:space="preserve">🐙 Pestaña Commits: </w:t>
+      </w:r>
+      <w:r>
+        <w:rPr>
+          <w:rFonts w:ascii="Arial" w:hAnsi="Arial"/>
           <w:b w:val="0"/>
           <w:i w:val="0"/>
-          <w:sz w:val="22"/>
+          <w:sz w:val="21"/>
         </w:rPr>
-        <w:t>Mantener el repositorio GitHub actualizado con commits significativos.</w:t>
+        <w:t>Muestra el historial completo de commits del repositorio GitHub con autor, fecha, mensaje y hash SHA.</w:t>
       </w:r>
     </w:p>
     <w:p>
       <w:pPr>
         <w:pStyle w:val="ListBullet"/>
+        <w:spacing w:after="80"/>
       </w:pPr>
       <w:r>
         <w:rPr>
-          <w:rFonts w:ascii="Times New Roman" w:hAnsi="Times New Roman" w:eastAsia="Times New Roman"/>
+          <w:rFonts w:ascii="Arial" w:hAnsi="Arial"/>
+          <w:b/>
+          <w:i w:val="0"/>
+          <w:color w:val="1F3564"/>
+          <w:sz w:val="21"/>
+        </w:rPr>
+        <w:t xml:space="preserve">🤖 Pestaña Auditoría IA &amp; Semáforo: </w:t>
+      </w:r>
+      <w:r>
+        <w:rPr>
+          <w:rFonts w:ascii="Arial" w:hAnsi="Arial"/>
+          <w:b w:val="0"/>
+          <w:i w:val="0"/>
+          <w:sz w:val="21"/>
+        </w:rPr>
+        <w:t>Muestra el informe cualitativo generado por el Agente Auditor y el Semáforo de Trazabilidad en tiempo real.</w:t>
+      </w:r>
+    </w:p>
+    <w:p>
+      <w:pPr>
+        <w:spacing w:after="120" w:before="200"/>
+        <w:jc w:val="left"/>
+      </w:pPr>
+      <w:r>
+        <w:rPr>
+          <w:rFonts w:ascii="Arial" w:hAnsi="Arial"/>
+          <w:b/>
+          <w:i w:val="0"/>
+          <w:color w:val="008080"/>
+          <w:sz w:val="26"/>
+        </w:rPr>
+        <w:t>5.3 Algoritmo del Semáforo de Trazabilidad y Penalización</w:t>
+      </w:r>
+    </w:p>
+    <w:p>
+      <w:pPr>
+        <w:spacing w:after="120"/>
+        <w:jc w:val="both"/>
+      </w:pPr>
+      <w:r>
+        <w:rPr>
+          <w:rFonts w:ascii="Arial" w:hAnsi="Arial"/>
           <w:b w:val="0"/>
           <w:i w:val="0"/>
           <w:sz w:val="22"/>
         </w:rPr>
-        <w:t>Vincular correctamente repo_url y demo_url antes de Analizar.</w:t>
-      </w:r>
-    </w:p>
-    <w:p>
-      <w:pPr>
-        <w:pStyle w:val="ListBullet"/>
-      </w:pPr>
-      <w:r>
-        <w:rPr>
-          <w:rFonts w:ascii="Times New Roman" w:hAnsi="Times New Roman" w:eastAsia="Times New Roman"/>
-          <w:b w:val="0"/>
-          <w:i w:val="0"/>
-          <w:sz w:val="22"/>
-        </w:rPr>
-        <w:t>Interpretar el score de integridad junto con el contexto del proyecto (no como nota automática final).</w:t>
-      </w:r>
-    </w:p>
-    <w:p>
-      <w:pPr>
-        <w:pStyle w:val="ListBullet"/>
-      </w:pPr>
-      <w:r>
-        <w:rPr>
-          <w:rFonts w:ascii="Times New Roman" w:hAnsi="Times New Roman" w:eastAsia="Times New Roman"/>
-          <w:b w:val="0"/>
-          <w:i w:val="0"/>
-          <w:sz w:val="22"/>
-        </w:rPr>
-        <w:t>Ante resultados inesperados, re-ejecutar Analizar y verificar conectividad del backend.</w:t>
-      </w:r>
-    </w:p>
-    <w:p>
-      <w:pPr>
-        <w:pStyle w:val="Heading1"/>
-      </w:pPr>
-      <w:r>
-        <w:rPr>
-          <w:rFonts w:ascii="Times New Roman" w:hAnsi="Times New Roman" w:eastAsia="Times New Roman"/>
-          <w:b/>
-          <w:i w:val="0"/>
-          <w:sz w:val="28"/>
-        </w:rPr>
-        <w:t>7. Preguntas frecuentes</w:t>
+        <w:t>El semáforo califica el nivel de consistencia del proyecto evaluando la relación entre el avance del backlog y los commits reales:</w:t>
       </w:r>
     </w:p>
     <w:tbl>
@@ -973,43 +1040,71 @@
         <w:tblLook w:firstColumn="1" w:firstRow="1" w:lastColumn="0" w:lastRow="0" w:noHBand="0" w:noVBand="1" w:val="04A0"/>
       </w:tblPr>
       <w:tblGrid>
-        <w:gridCol w:w="4536"/>
-        <w:gridCol w:w="4536"/>
+        <w:gridCol w:w="3135"/>
+        <w:gridCol w:w="3135"/>
+        <w:gridCol w:w="3135"/>
       </w:tblGrid>
       <w:tr>
         <w:tc>
           <w:tcPr>
-            <w:tcW w:type="dxa" w:w="4536"/>
-            <w:shd w:fill="1E3A5F" w:val="clear"/>
+            <w:tcW w:type="dxa" w:w="3135"/>
+            <w:shd w:val="clear" w:color="auto" w:fill="1F3564"/>
           </w:tcPr>
           <w:p>
+            <w:pPr>
+              <w:jc w:val="center"/>
+            </w:pPr>
             <w:r>
               <w:rPr>
-                <w:rFonts w:ascii="Times New Roman" w:hAnsi="Times New Roman" w:eastAsia="Times New Roman"/>
+                <w:rFonts w:ascii="Arial" w:hAnsi="Arial"/>
                 <w:b/>
                 <w:i w:val="0"/>
                 <w:color w:val="FFFFFF"/>
-                <w:sz w:val="18"/>
+                <w:sz w:val="20"/>
               </w:rPr>
-              <w:t>Pregunta</w:t>
+              <w:t>Estado del Semáforo</w:t>
             </w:r>
           </w:p>
         </w:tc>
         <w:tc>
           <w:tcPr>
-            <w:tcW w:type="dxa" w:w="4536"/>
-            <w:shd w:fill="1E3A5F" w:val="clear"/>
+            <w:tcW w:type="dxa" w:w="3135"/>
+            <w:shd w:val="clear" w:color="auto" w:fill="1F3564"/>
           </w:tcPr>
           <w:p>
+            <w:pPr>
+              <w:jc w:val="center"/>
+            </w:pPr>
             <w:r>
               <w:rPr>
-                <w:rFonts w:ascii="Times New Roman" w:hAnsi="Times New Roman" w:eastAsia="Times New Roman"/>
+                <w:rFonts w:ascii="Arial" w:hAnsi="Arial"/>
                 <w:b/>
                 <w:i w:val="0"/>
                 <w:color w:val="FFFFFF"/>
-                <w:sz w:val="18"/>
+                <w:sz w:val="20"/>
               </w:rPr>
-              <w:t>Respuesta</w:t>
+              <w:t>Rango de Puntuación</w:t>
+            </w:r>
+          </w:p>
+        </w:tc>
+        <w:tc>
+          <w:tcPr>
+            <w:tcW w:type="dxa" w:w="3135"/>
+            <w:shd w:val="clear" w:color="auto" w:fill="1F3564"/>
+          </w:tcPr>
+          <w:p>
+            <w:pPr>
+              <w:jc w:val="center"/>
+            </w:pPr>
+            <w:r>
+              <w:rPr>
+                <w:rFonts w:ascii="Arial" w:hAnsi="Arial"/>
+                <w:b/>
+                <w:i w:val="0"/>
+                <w:color w:val="FFFFFF"/>
+                <w:sz w:val="20"/>
+              </w:rPr>
+              <w:t>Diagnóstico Cualitativo de IA</w:t>
             </w:r>
           </w:p>
         </w:tc>
@@ -1017,33 +1112,52 @@
       <w:tr>
         <w:tc>
           <w:tcPr>
-            <w:tcW w:type="dxa" w:w="4536"/>
+            <w:tcW w:type="dxa" w:w="2835"/>
+            <w:vAlign w:val="center"/>
           </w:tcPr>
           <w:p>
             <w:r>
               <w:rPr>
-                <w:rFonts w:ascii="Times New Roman" w:hAnsi="Times New Roman" w:eastAsia="Times New Roman"/>
+                <w:rFonts w:ascii="Arial" w:hAnsi="Arial"/>
                 <w:b w:val="0"/>
                 <w:i w:val="0"/>
-                <w:sz w:val="18"/>
+                <w:sz w:val="19"/>
               </w:rPr>
-              <w:t>¿Por qué el análisis tarda?</w:t>
+              <w:t>🟢 VERDE (Óptimo)</w:t>
             </w:r>
           </w:p>
         </w:tc>
         <w:tc>
           <w:tcPr>
-            <w:tcW w:type="dxa" w:w="4536"/>
+            <w:tcW w:type="dxa" w:w="2551"/>
+            <w:vAlign w:val="center"/>
           </w:tcPr>
           <w:p>
             <w:r>
               <w:rPr>
-                <w:rFonts w:ascii="Times New Roman" w:hAnsi="Times New Roman" w:eastAsia="Times New Roman"/>
+                <w:rFonts w:ascii="Arial" w:hAnsi="Arial"/>
                 <w:b w:val="0"/>
                 <w:i w:val="0"/>
-                <w:sz w:val="18"/>
+                <w:sz w:val="19"/>
               </w:rPr>
-              <w:t>Lee el repositorio (deep) y consulta el LLM; puede tomar varios minutos.</w:t>
+              <w:t>81% a 100%</w:t>
+            </w:r>
+          </w:p>
+        </w:tc>
+        <w:tc>
+          <w:tcPr>
+            <w:tcW w:type="dxa" w:w="3402"/>
+            <w:vAlign w:val="center"/>
+          </w:tcPr>
+          <w:p>
+            <w:r>
+              <w:rPr>
+                <w:rFonts w:ascii="Arial" w:hAnsi="Arial"/>
+                <w:b w:val="0"/>
+                <w:i w:val="0"/>
+                <w:sz w:val="19"/>
+              </w:rPr>
+              <w:t>Trazabilidad completa. Los commits corresponden consistentemente a las historias de usuario.</w:t>
             </w:r>
           </w:p>
         </w:tc>
@@ -1051,33 +1165,52 @@
       <w:tr>
         <w:tc>
           <w:tcPr>
-            <w:tcW w:type="dxa" w:w="4536"/>
+            <w:tcW w:type="dxa" w:w="2835"/>
+            <w:vAlign w:val="center"/>
           </w:tcPr>
           <w:p>
             <w:r>
               <w:rPr>
-                <w:rFonts w:ascii="Times New Roman" w:hAnsi="Times New Roman" w:eastAsia="Times New Roman"/>
+                <w:rFonts w:ascii="Arial" w:hAnsi="Arial"/>
                 <w:b w:val="0"/>
                 <w:i w:val="0"/>
-                <w:sz w:val="18"/>
+                <w:sz w:val="19"/>
               </w:rPr>
-              <w:t>¿La auditoría CSV cambia mi Kanban?</w:t>
+              <w:t>🟡 AMARILLO (Aceptable)</w:t>
             </w:r>
           </w:p>
         </w:tc>
         <w:tc>
           <w:tcPr>
-            <w:tcW w:type="dxa" w:w="4536"/>
+            <w:tcW w:type="dxa" w:w="2551"/>
+            <w:vAlign w:val="center"/>
           </w:tcPr>
           <w:p>
             <w:r>
               <w:rPr>
-                <w:rFonts w:ascii="Times New Roman" w:hAnsi="Times New Roman" w:eastAsia="Times New Roman"/>
+                <w:rFonts w:ascii="Arial" w:hAnsi="Arial"/>
                 <w:b w:val="0"/>
                 <w:i w:val="0"/>
-                <w:sz w:val="18"/>
+                <w:sz w:val="19"/>
               </w:rPr>
-              <w:t>No. Es un informe para el docente.</w:t>
+              <w:t>56% a 80%</w:t>
+            </w:r>
+          </w:p>
+        </w:tc>
+        <w:tc>
+          <w:tcPr>
+            <w:tcW w:type="dxa" w:w="3402"/>
+            <w:vAlign w:val="center"/>
+          </w:tcPr>
+          <w:p>
+            <w:r>
+              <w:rPr>
+                <w:rFonts w:ascii="Arial" w:hAnsi="Arial"/>
+                <w:b w:val="0"/>
+                <w:i w:val="0"/>
+                <w:sz w:val="19"/>
+              </w:rPr>
+              <w:t>Trazabilidad regular. Progreso adecuado con leves vacíos de documentación en commits.</w:t>
             </w:r>
           </w:p>
         </w:tc>
@@ -1085,33 +1218,52 @@
       <w:tr>
         <w:tc>
           <w:tcPr>
-            <w:tcW w:type="dxa" w:w="4536"/>
+            <w:tcW w:type="dxa" w:w="2835"/>
+            <w:vAlign w:val="center"/>
           </w:tcPr>
           <w:p>
             <w:r>
               <w:rPr>
-                <w:rFonts w:ascii="Times New Roman" w:hAnsi="Times New Roman" w:eastAsia="Times New Roman"/>
+                <w:rFonts w:ascii="Arial" w:hAnsi="Arial"/>
                 <w:b w:val="0"/>
                 <w:i w:val="0"/>
-                <w:sz w:val="18"/>
+                <w:sz w:val="19"/>
               </w:rPr>
-              <w:t>¿Qué significa score 100?</w:t>
+              <w:t>🟠 NARANJA (Atención)</w:t>
             </w:r>
           </w:p>
         </w:tc>
         <w:tc>
           <w:tcPr>
-            <w:tcW w:type="dxa" w:w="4536"/>
+            <w:tcW w:type="dxa" w:w="2551"/>
+            <w:vAlign w:val="center"/>
           </w:tcPr>
           <w:p>
             <w:r>
               <w:rPr>
-                <w:rFonts w:ascii="Times New Roman" w:hAnsi="Times New Roman" w:eastAsia="Times New Roman"/>
+                <w:rFonts w:ascii="Arial" w:hAnsi="Arial"/>
                 <w:b w:val="0"/>
                 <w:i w:val="0"/>
-                <w:sz w:val="18"/>
+                <w:sz w:val="19"/>
               </w:rPr>
-              <w:t>Alta consistencia entre avance declarado y evidencia detectada en el piloto; no reemplaza la calificación humana.</w:t>
+              <w:t>31% a 55%</w:t>
+            </w:r>
+          </w:p>
+        </w:tc>
+        <w:tc>
+          <w:tcPr>
+            <w:tcW w:type="dxa" w:w="3402"/>
+            <w:vAlign w:val="center"/>
+          </w:tcPr>
+          <w:p>
+            <w:r>
+              <w:rPr>
+                <w:rFonts w:ascii="Arial" w:hAnsi="Arial"/>
+                <w:b w:val="0"/>
+                <w:i w:val="0"/>
+                <w:sz w:val="19"/>
+              </w:rPr>
+              <w:t>Trazabilidad deficiente. Historias marcadas como Done sin suficientes commits de respaldo.</w:t>
             </w:r>
           </w:p>
         </w:tc>
@@ -1119,71 +1271,199 @@
       <w:tr>
         <w:tc>
           <w:tcPr>
-            <w:tcW w:type="dxa" w:w="4536"/>
+            <w:tcW w:type="dxa" w:w="2835"/>
+            <w:vAlign w:val="center"/>
           </w:tcPr>
           <w:p>
             <w:r>
               <w:rPr>
-                <w:rFonts w:ascii="Times New Roman" w:hAnsi="Times New Roman" w:eastAsia="Times New Roman"/>
+                <w:rFonts w:ascii="Arial" w:hAnsi="Arial"/>
                 <w:b w:val="0"/>
                 <w:i w:val="0"/>
-                <w:sz w:val="18"/>
+                <w:sz w:val="19"/>
               </w:rPr>
-              <w:t>No veo mis proyectos</w:t>
+              <w:t>🔴 ROJO (Crítico)</w:t>
             </w:r>
           </w:p>
         </w:tc>
         <w:tc>
           <w:tcPr>
-            <w:tcW w:type="dxa" w:w="4536"/>
+            <w:tcW w:type="dxa" w:w="2551"/>
+            <w:vAlign w:val="center"/>
           </w:tcPr>
           <w:p>
             <w:r>
               <w:rPr>
-                <w:rFonts w:ascii="Times New Roman" w:hAnsi="Times New Roman" w:eastAsia="Times New Roman"/>
+                <w:rFonts w:ascii="Arial" w:hAnsi="Arial"/>
                 <w:b w:val="0"/>
                 <w:i w:val="0"/>
-                <w:sz w:val="18"/>
+                <w:sz w:val="19"/>
               </w:rPr>
-              <w:t>Verificar rol y que el administrador haya vinculado la cuenta al curso/proyecto.</w:t>
+              <w:t>0% a 30%</w:t>
+            </w:r>
+          </w:p>
+        </w:tc>
+        <w:tc>
+          <w:tcPr>
+            <w:tcW w:type="dxa" w:w="3402"/>
+            <w:vAlign w:val="center"/>
+          </w:tcPr>
+          <w:p>
+            <w:r>
+              <w:rPr>
+                <w:rFonts w:ascii="Arial" w:hAnsi="Arial"/>
+                <w:b w:val="0"/>
+                <w:i w:val="0"/>
+                <w:sz w:val="19"/>
+              </w:rPr>
+              <w:t>Inconsistencia grave o detección de Bulk-Commit (subida masiva a última hora).</w:t>
             </w:r>
           </w:p>
         </w:tc>
       </w:tr>
     </w:tbl>
-    <w:p/>
+    <w:tbl>
+      <w:tblPr>
+        <w:tblW w:type="auto" w:w="0"/>
+        <w:jc w:val="center"/>
+        <w:tblLook w:firstColumn="1" w:firstRow="1" w:lastColumn="0" w:lastRow="0" w:noHBand="0" w:noVBand="1" w:val="04A0"/>
+      </w:tblPr>
+      <w:tblGrid>
+        <w:gridCol w:w="9406"/>
+      </w:tblGrid>
+      <w:tr>
+        <w:tc>
+          <w:tcPr>
+            <w:tcW w:type="dxa" w:w="8787"/>
+            <w:shd w:val="clear" w:color="auto" w:fill="E0F2FE"/>
+          </w:tcPr>
+          <w:p>
+            <w:pPr>
+              <w:spacing w:before="120" w:after="120"/>
+            </w:pPr>
+            <w:r>
+              <w:rPr>
+                <w:rFonts w:ascii="Arial" w:hAnsi="Arial"/>
+                <w:b/>
+                <w:i w:val="0"/>
+                <w:color w:val="0369A1"/>
+                <w:sz w:val="20"/>
+              </w:rPr>
+              <w:t xml:space="preserve">NOTA IMPORTANTE: </w:t>
+            </w:r>
+            <w:r>
+              <w:rPr>
+                <w:rFonts w:ascii="Arial" w:hAnsi="Arial"/>
+                <w:b w:val="0"/>
+                <w:i/>
+                <w:color w:val="0F172A"/>
+                <w:sz w:val="20"/>
+              </w:rPr>
+              <w:t>Regla de Penalización por Bulk-Commit: Si el agente de IA detecta que más del 70% del código fue subido en un solo commit antes de la entrega, se aplican automáticamente -15 puntos de penalización en la nota final de trazabilidad.</w:t>
+            </w:r>
+          </w:p>
+        </w:tc>
+      </w:tr>
+    </w:tbl>
     <w:p>
       <w:pPr>
-        <w:pStyle w:val="Heading1"/>
+        <w:spacing w:after="80"/>
+      </w:pPr>
+    </w:p>
+    <w:p>
+      <w:pPr>
+        <w:spacing w:after="160" w:before="280"/>
+        <w:jc w:val="left"/>
       </w:pPr>
       <w:r>
         <w:rPr>
-          <w:rFonts w:ascii="Times New Roman" w:hAnsi="Times New Roman" w:eastAsia="Times New Roman"/>
+          <w:rFonts w:ascii="Arial" w:hAnsi="Arial"/>
           <w:b/>
           <w:i w:val="0"/>
-          <w:sz w:val="28"/>
+          <w:color w:val="1F3564"/>
+          <w:sz w:val="32"/>
         </w:rPr>
-        <w:t>8. Soporte</w:t>
+        <w:t>6. Preguntas Frecuentes (FAQ)</w:t>
       </w:r>
     </w:p>
     <w:p>
       <w:pPr>
-        <w:spacing w:after="120"/>
-        <w:jc w:val="both"/>
+        <w:pStyle w:val="ListBullet"/>
+        <w:spacing w:after="80"/>
       </w:pPr>
       <w:r>
         <w:rPr>
-          <w:rFonts w:ascii="Times New Roman" w:hAnsi="Times New Roman" w:eastAsia="Times New Roman"/>
+          <w:rFonts w:ascii="Arial" w:hAnsi="Arial"/>
+          <w:b/>
+          <w:i w:val="0"/>
+          <w:color w:val="1F3564"/>
+          <w:sz w:val="21"/>
+        </w:rPr>
+        <w:t xml:space="preserve">¿Qué hago si mi repositorio es privado? </w:t>
+      </w:r>
+      <w:r>
+        <w:rPr>
+          <w:rFonts w:ascii="Arial" w:hAnsi="Arial"/>
           <w:b w:val="0"/>
           <w:i w:val="0"/>
-          <w:sz w:val="22"/>
+          <w:sz w:val="21"/>
         </w:rPr>
-        <w:t>Para incidencias técnicas del piloto académico, contactar al autor del sistema o al docente del curso. Código fuente: https://github.com/Jmmsimon/trazabilidad-taller-I.</w:t>
+        <w:t>El sistema requiere un Personal Access Token (PAT) de GitHub configurado en las opciones del proyecto o un repositorio público.</w:t>
+      </w:r>
+    </w:p>
+    <w:p>
+      <w:pPr>
+        <w:pStyle w:val="ListBullet"/>
+        <w:spacing w:after="80"/>
+      </w:pPr>
+      <w:r>
+        <w:rPr>
+          <w:rFonts w:ascii="Arial" w:hAnsi="Arial"/>
+          <w:b/>
+          <w:i w:val="0"/>
+          <w:color w:val="1F3564"/>
+          <w:sz w:val="21"/>
+        </w:rPr>
+        <w:t xml:space="preserve">¿Puedo corregir mi archivo CSV si cometí un error? </w:t>
+      </w:r>
+      <w:r>
+        <w:rPr>
+          <w:rFonts w:ascii="Arial" w:hAnsi="Arial"/>
+          <w:b w:val="0"/>
+          <w:i w:val="0"/>
+          <w:sz w:val="21"/>
+        </w:rPr>
+        <w:t>Sí, el estudiante puede volver a cargar el CSV en cualquier momento desde su panel y presionar 'Re-parsear Backlog'.</w:t>
+      </w:r>
+    </w:p>
+    <w:p>
+      <w:pPr>
+        <w:pStyle w:val="ListBullet"/>
+        <w:spacing w:after="80"/>
+      </w:pPr>
+      <w:r>
+        <w:rPr>
+          <w:rFonts w:ascii="Arial" w:hAnsi="Arial"/>
+          <w:b/>
+          <w:i w:val="0"/>
+          <w:color w:val="1F3564"/>
+          <w:sz w:val="21"/>
+        </w:rPr>
+        <w:t xml:space="preserve">¿El docente puede modificar mi backlog? </w:t>
+      </w:r>
+      <w:r>
+        <w:rPr>
+          <w:rFonts w:ascii="Arial" w:hAnsi="Arial"/>
+          <w:b w:val="0"/>
+          <w:i w:val="0"/>
+          <w:sz w:val="21"/>
+        </w:rPr>
+        <w:t>No. El módulo de auditoría del docente opera en modo solo-reporte (ADR-02) para preservar el trabajo del estudiante como fuente de verdad.</w:t>
       </w:r>
     </w:p>
     <w:sectPr>
       <w:pgSz w:w="12240" w:h="15840"/>
-      <w:pgMar w:top="1440" w:right="1584" w:bottom="1440" w:left="1584" w:header="720" w:footer="720" w:gutter="0"/>
+      <w:pgMar w:top="1417" w:right="1417" w:bottom="1417" w:left="1417" w:header="720" w:footer="720" w:gutter="0"/>
       <w:cols w:space="720"/>
       <w:docGrid w:linePitch="360"/>
     </w:sectPr>
